--- a/output/manuscript/Table1.docx
+++ b/output/manuscript/Table1.docx
@@ -647,7 +647,7 @@
                 <w:rFonts w:ascii="Arial" w:hAnsi="Arial"/>
                 <w:sz w:val="20"/>
               </w:rPr>
-              <w:t xml:space="default">D1–D5: Expert 1</w:t>
+              <w:t xml:space="default">D1–D5: Human Review 1</w:t>
             </w:r>
           </w:p>
         </w:tc>
@@ -712,7 +712,7 @@
                 <w:rFonts w:ascii="Arial" w:hAnsi="Arial"/>
                 <w:sz w:val="20"/>
               </w:rPr>
-              <w:t xml:space="default">D1–D5: Expert 2</w:t>
+              <w:t xml:space="default">D1–D5: Human Review 2</w:t>
             </w:r>
           </w:p>
         </w:tc>
@@ -777,7 +777,7 @@
                 <w:rFonts w:ascii="Arial" w:hAnsi="Arial"/>
                 <w:sz w:val="20"/>
               </w:rPr>
-              <w:t xml:space="default">Reference categories are Low, Some concerns and High; each reference contributes 510 domain cells. Document counts are trials with each role recorded in the source inventory among 102 trials; roles can overlap. SAP, statistical analysis plan. Detailed distributions for all sources and derived Overall appear in the supplement.</w:t>
+              <w:t xml:space="default">Reference categories are Low, Some concerns and High; each reference contributes 510 domain cells. Document counts are trials with each role recorded in the source inventory among 102 trials; roles can overlap. SAP, statistical analysis plan. Reference distributions and separate human reviewer agreement appear in the compact supplement.</w:t>
             </w:r>
           </w:p>
         </w:tc>
